--- a/flow/20230914_vu_template/drafts/2024-03-g/24-НД-Гл.2-передсв. Благовіщення-Захарії.docx
+++ b/flow/20230914_vu_template/drafts/2024-03-g/24-НД-Гл.2-передсв. Благовіщення-Захарії.docx
@@ -7955,7 +7955,7 @@
           <w:rFonts w:ascii="Times New Roman" w:hAnsi="Times New Roman"/>
           <w:sz w:val="24"/>
         </w:rPr>
-        <w:t xml:space="preserve"> Христос, істинний Бог наш, молитвами пречистої своєї Матері, святого отця нашого Миколая, архиєпископа, мирлікійського чудотворця, святих, славних і всехвальних апостолів, святого, </w:t>
+        <w:t xml:space="preserve"> Христос, що воскрес із мертвих, істинний Бог наш, молитвами пречистої своєї Матері, святих, славних і всехвальних апостолів, святого, </w:t>
       </w:r>
       <w:r>
         <w:rPr>
@@ -12319,7 +12319,21 @@
           <w:rFonts w:ascii="Times New Roman" w:hAnsi="Times New Roman"/>
           <w:sz w:val="24"/>
         </w:rPr>
-        <w:t>Коли Гавриїл звістив тобі, Діво: Радуйся!* – то з цим голосом прийняв тіло Владика в тобі, святім кивоті,* як мовив праведний Давид,* і ти з'явилася просторішою небес, носивши Творця свого.* Слава тому, що поселився в тобі!* Слава тому, що вийшов з тебе!* Слава тому, що визволив нас народженням твоїм!</w:t>
+        <w:t xml:space="preserve">Вищі понад розум і преславні всі твої таємниці, Богородице!* При </w:t>
+      </w:r>
+      <w:r>
+        <w:rPr>
+          <w:rFonts w:ascii="Times New Roman" w:hAnsi="Times New Roman"/>
+          <w:sz w:val="24"/>
+        </w:rPr>
+        <w:t>ненарушеній</w:t>
+      </w:r>
+      <w:r>
+        <w:rPr>
+          <w:rFonts w:ascii="Times New Roman" w:hAnsi="Times New Roman"/>
+          <w:sz w:val="24"/>
+        </w:rPr>
+        <w:t xml:space="preserve"> чистоті і збереженому дівстві* появилася ти Матір'ю пречистою,* породивши правдивого Бога.* Тож моли його, щоб спаслися душі наші.</w:t>
       </w:r>
     </w:p>
     <w:p>
@@ -23863,7 +23877,7 @@
           <w:rFonts w:ascii="Times New Roman" w:hAnsi="Times New Roman"/>
           <w:sz w:val="24"/>
         </w:rPr>
-        <w:t xml:space="preserve"> Христос, істинний Бог наш, молитвами пречистої своєї Матері, святого отця нашого Миколая, архиєпископа, мирлікійського чудотворця, святих, славних і всехвальних апостолів, святого, </w:t>
+        <w:t xml:space="preserve"> Христос, що воскрес із мертвих, істинний Бог наш, молитвами пречистої своєї Матері, святих, славних і всехвальних апостолів, святого, </w:t>
       </w:r>
       <w:r>
         <w:rPr>
